--- a/lessons/6-2/readiness/practice.docx
+++ b/lessons/6-2/readiness/practice.docx
@@ -14,7 +14,7 @@
           <w:sz w:val="36"/>
           <w:szCs w:val="36"/>
         </w:rPr>
-        <w:t xml:space="preserve">Get Ready: Evaluate Expressions</w:t>
+        <w:t xml:space="preserve">Get Ready: Divide Fractions</w:t>
       </w:r>
     </w:p>
     <w:p>
@@ -29,7 +29,7 @@
           <w:sz w:val="20"/>
           <w:szCs w:val="20"/>
         </w:rPr>
-        <w:t xml:space="preserve">Readiness practice for Lesson 6-2  ·  Builds toward 6.EE.2c</w:t>
+        <w:t xml:space="preserve">Readiness practice for Lesson 2-3  ·  Builds toward 6.NS.1</w:t>
       </w:r>
     </w:p>
     <w:p>
@@ -68,7 +68,7 @@
           <w:sz w:val="22"/>
           <w:szCs w:val="22"/>
         </w:rPr>
-        <w:t xml:space="preserve">To evaluate an expression, you put a number where the letter is, then follow the order of operations. So this lesson runs on substituting a value into a blank and doing multiply/add in the right order. Warm those up first.</w:t>
+        <w:t xml:space="preserve">Dividing a fraction by a fraction runs on two feeder skills: multiplying fractions (multiply tops, multiply bottoms) and the reciprocal (flip) idea. Warm both up and "keep–flip–multiply" becomes easy to follow.</w:t>
       </w:r>
     </w:p>
     <w:p>
@@ -81,7 +81,7 @@
           <w:sz w:val="20"/>
           <w:szCs w:val="20"/>
         </w:rPr>
-        <w:t xml:space="preserve">Skills you'll warm up: Substituting a number for a blank/box  ·  Multiplication facts  ·  Order of operations (×/÷ before +/−)  ·  Add and subtract small numbers</w:t>
+        <w:t xml:space="preserve">Skills you'll warm up: Multiplying fractions  ·  Reciprocal (flip) of a fraction  ·  Equivalent fractions  ·  Simplifying simple fractions</w:t>
       </w:r>
     </w:p>
     <w:p>
@@ -124,19 +124,19 @@
           <w:sz w:val="20"/>
           <w:szCs w:val="20"/>
         </w:rPr>
-        <w:t xml:space="preserve">Drop the number into the box, one step at a time.</w:t>
-      </w:r>
-    </w:p>
-    <w:p>
-      <w:pPr>
-        <w:spacing w:after="40" w:before="0"/>
-      </w:pPr>
-      <w:r>
-        <w:rPr>
-          <w:sz w:val="22"/>
-          <w:szCs w:val="22"/>
-        </w:rPr>
-        <w:t xml:space="preserve">1.  The box ▢ = 6. What is ▢? Just write the number.</w:t>
+        <w:t xml:space="preserve">One small multiply step at a time.</w:t>
+      </w:r>
+    </w:p>
+    <w:p>
+      <w:pPr>
+        <w:spacing w:after="40" w:before="0"/>
+      </w:pPr>
+      <w:r>
+        <w:rPr>
+          <w:sz w:val="22"/>
+          <w:szCs w:val="22"/>
+        </w:rPr>
+        <w:t xml:space="preserve">1.  Multiply the tops: 1 × 1 = ___</w:t>
       </w:r>
     </w:p>
     <w:p>
@@ -159,7 +159,7 @@
           <w:sz w:val="22"/>
           <w:szCs w:val="22"/>
         </w:rPr>
-        <w:t xml:space="preserve">2.  ▢ = 6. What is ▢ + 2?</w:t>
+        <w:t xml:space="preserve">2.  Multiply the bottoms: 2 × 3 = ___</w:t>
       </w:r>
     </w:p>
     <w:p>
@@ -182,7 +182,20 @@
           <w:sz w:val="22"/>
           <w:szCs w:val="22"/>
         </w:rPr>
-        <w:t xml:space="preserve">3.  ▢ = 6. What is ▢ − 4?</w:t>
+        <w:t xml:space="preserve">3.  So 1/2 × 1/3 = ___?</w:t>
+      </w:r>
+    </w:p>
+    <w:p>
+      <w:pPr>
+        <w:spacing w:after="40" w:before="0"/>
+      </w:pPr>
+      <w:r>
+        <w:rPr>
+          <w:color w:val="5E6E7E"/>
+          <w:sz w:val="20"/>
+          <w:szCs w:val="20"/>
+        </w:rPr>
+        <w:t xml:space="preserve">     choices: 2/3   /   1/3   /   1/6   /   1/5</w:t>
       </w:r>
     </w:p>
     <w:p>
@@ -222,19 +235,32 @@
           <w:sz w:val="20"/>
           <w:szCs w:val="20"/>
         </w:rPr>
-        <w:t xml:space="preserve">Substitute, then do the order of operations.</w:t>
-      </w:r>
-    </w:p>
-    <w:p>
-      <w:pPr>
-        <w:spacing w:after="40" w:before="0"/>
-      </w:pPr>
-      <w:r>
-        <w:rPr>
-          <w:sz w:val="22"/>
-          <w:szCs w:val="22"/>
-        </w:rPr>
-        <w:t xml:space="preserve">1.  n = 5. What is n + 7?</w:t>
+        <w:t xml:space="preserve">Multiply and find flips.</w:t>
+      </w:r>
+    </w:p>
+    <w:p>
+      <w:pPr>
+        <w:spacing w:after="40" w:before="0"/>
+      </w:pPr>
+      <w:r>
+        <w:rPr>
+          <w:sz w:val="22"/>
+          <w:szCs w:val="22"/>
+        </w:rPr>
+        <w:t xml:space="preserve">1.  What is 2/3 × 1/2? (simplify)</w:t>
+      </w:r>
+    </w:p>
+    <w:p>
+      <w:pPr>
+        <w:spacing w:after="40" w:before="0"/>
+      </w:pPr>
+      <w:r>
+        <w:rPr>
+          <w:color w:val="5E6E7E"/>
+          <w:sz w:val="20"/>
+          <w:szCs w:val="20"/>
+        </w:rPr>
+        <w:t xml:space="preserve">     choices: 2/6   /   1/3   /   3/2   /   1/2</w:t>
       </w:r>
     </w:p>
     <w:p>
@@ -257,30 +283,20 @@
           <w:sz w:val="22"/>
           <w:szCs w:val="22"/>
         </w:rPr>
-        <w:t xml:space="preserve">2.  n = 3. What is 2 × n?</w:t>
-      </w:r>
-    </w:p>
-    <w:p>
-      <w:pPr>
-        <w:spacing w:after="80" w:before="0"/>
-      </w:pPr>
-      <w:r>
-        <w:rPr>
-          <w:color w:val="BBBBBB"/>
-        </w:rPr>
-        <w:t xml:space="preserve">____________________________________________________</w:t>
-      </w:r>
-    </w:p>
-    <w:p>
-      <w:pPr>
-        <w:spacing w:after="40" w:before="0"/>
-      </w:pPr>
-      <w:r>
-        <w:rPr>
-          <w:sz w:val="22"/>
-          <w:szCs w:val="22"/>
-        </w:rPr>
-        <w:t xml:space="preserve">3.  n = 4. What is 2 × n + 1? (multiply first)</w:t>
+        <w:t xml:space="preserve">2.  What is the reciprocal of 1/4?</w:t>
+      </w:r>
+    </w:p>
+    <w:p>
+      <w:pPr>
+        <w:spacing w:after="40" w:before="0"/>
+      </w:pPr>
+      <w:r>
+        <w:rPr>
+          <w:color w:val="5E6E7E"/>
+          <w:sz w:val="20"/>
+          <w:szCs w:val="20"/>
+        </w:rPr>
+        <w:t xml:space="preserve">     choices: 1/4   /   1/2   /   2/4   /   4/1</w:t>
       </w:r>
     </w:p>
     <w:p>
@@ -320,19 +336,32 @@
           <w:sz w:val="20"/>
           <w:szCs w:val="20"/>
         </w:rPr>
-        <w:t xml:space="preserve">Warm up straight into evaluating.</w:t>
-      </w:r>
-    </w:p>
-    <w:p>
-      <w:pPr>
-        <w:spacing w:after="40" w:before="0"/>
-      </w:pPr>
-      <w:r>
-        <w:rPr>
-          <w:sz w:val="22"/>
-          <w:szCs w:val="22"/>
-        </w:rPr>
-        <w:t xml:space="preserve">1.  x = 5. What is 3 × x − 2?</w:t>
+        <w:t xml:space="preserve">Stretch into keep–flip–multiply.</w:t>
+      </w:r>
+    </w:p>
+    <w:p>
+      <w:pPr>
+        <w:spacing w:after="40" w:before="0"/>
+      </w:pPr>
+      <w:r>
+        <w:rPr>
+          <w:sz w:val="22"/>
+          <w:szCs w:val="22"/>
+        </w:rPr>
+        <w:t xml:space="preserve">1.  1/2 ÷ 1/4: keep 1/2, flip 1/4 to 4/1, multiply. What is 1/2 × 4/1?</w:t>
+      </w:r>
+    </w:p>
+    <w:p>
+      <w:pPr>
+        <w:spacing w:after="40" w:before="0"/>
+      </w:pPr>
+      <w:r>
+        <w:rPr>
+          <w:color w:val="5E6E7E"/>
+          <w:sz w:val="20"/>
+          <w:szCs w:val="20"/>
+        </w:rPr>
+        <w:t xml:space="preserve">     choices: 2   /   1/8   /   1/2   /   4</w:t>
       </w:r>
     </w:p>
     <w:p>
@@ -355,7 +384,20 @@
           <w:sz w:val="22"/>
           <w:szCs w:val="22"/>
         </w:rPr>
-        <w:t xml:space="preserve">2.  x = 6. What is x ÷ 2 + 4?</w:t>
+        <w:t xml:space="preserve">2.  What is the reciprocal of 3/4?</w:t>
+      </w:r>
+    </w:p>
+    <w:p>
+      <w:pPr>
+        <w:spacing w:after="40" w:before="0"/>
+      </w:pPr>
+      <w:r>
+        <w:rPr>
+          <w:color w:val="5E6E7E"/>
+          <w:sz w:val="20"/>
+          <w:szCs w:val="20"/>
+        </w:rPr>
+        <w:t xml:space="preserve">     choices: 3/4   /   1/4   /   4/3   /   7/4</w:t>
       </w:r>
     </w:p>
     <w:p>
@@ -393,7 +435,20 @@
           <w:sz w:val="22"/>
           <w:szCs w:val="22"/>
         </w:rPr>
-        <w:t xml:space="preserve">1.  n = 4. What is n + 6?</w:t>
+        <w:t xml:space="preserve">1.  What is 1/3 × 1/2?</w:t>
+      </w:r>
+    </w:p>
+    <w:p>
+      <w:pPr>
+        <w:spacing w:after="40" w:before="0"/>
+      </w:pPr>
+      <w:r>
+        <w:rPr>
+          <w:color w:val="5E6E7E"/>
+          <w:sz w:val="20"/>
+          <w:szCs w:val="20"/>
+        </w:rPr>
+        <w:t xml:space="preserve">     choices: 2/3   /   1/6   /   1/5   /   2/5</w:t>
       </w:r>
     </w:p>
     <w:p>
@@ -416,7 +471,20 @@
           <w:sz w:val="22"/>
           <w:szCs w:val="22"/>
         </w:rPr>
-        <w:t xml:space="preserve">2.  n = 3. What is 2 × n + 5? (multiply first)</w:t>
+        <w:t xml:space="preserve">2.  What is the reciprocal (flip) of 2/5?</w:t>
+      </w:r>
+    </w:p>
+    <w:p>
+      <w:pPr>
+        <w:spacing w:after="40" w:before="0"/>
+      </w:pPr>
+      <w:r>
+        <w:rPr>
+          <w:color w:val="5E6E7E"/>
+          <w:sz w:val="20"/>
+          <w:szCs w:val="20"/>
+        </w:rPr>
+        <w:t xml:space="preserve">     choices: 5/2   /   2/5   /   1/5   /   10</w:t>
       </w:r>
     </w:p>
     <w:p>
@@ -442,7 +510,7 @@
           <w:sz w:val="20"/>
           <w:szCs w:val="20"/>
         </w:rPr>
-        <w:t xml:space="preserve">When you've finished, open Lesson 6-2 and dive in!</w:t>
+        <w:t xml:space="preserve">When you've finished, open Lesson 2-3 and dive in!</w:t>
       </w:r>
     </w:p>
     <w:p>
@@ -489,7 +557,7 @@
           <w:sz w:val="20"/>
           <w:szCs w:val="20"/>
         </w:rPr>
-        <w:t xml:space="preserve">1. 6</w:t>
+        <w:t xml:space="preserve">1. 1</w:t>
       </w:r>
     </w:p>
     <w:p>
@@ -501,7 +569,7 @@
           <w:sz w:val="20"/>
           <w:szCs w:val="20"/>
         </w:rPr>
-        <w:t xml:space="preserve">2. 8</w:t>
+        <w:t xml:space="preserve">2. 6</w:t>
       </w:r>
     </w:p>
     <w:p>
@@ -513,7 +581,7 @@
           <w:sz w:val="20"/>
           <w:szCs w:val="20"/>
         </w:rPr>
-        <w:t xml:space="preserve">3. 2</w:t>
+        <w:t xml:space="preserve">3. 1/6</w:t>
       </w:r>
     </w:p>
     <w:p>
@@ -540,7 +608,7 @@
           <w:sz w:val="20"/>
           <w:szCs w:val="20"/>
         </w:rPr>
-        <w:t xml:space="preserve">1. 12</w:t>
+        <w:t xml:space="preserve">1. 1/3</w:t>
       </w:r>
     </w:p>
     <w:p>
@@ -552,7 +620,22 @@
           <w:sz w:val="20"/>
           <w:szCs w:val="20"/>
         </w:rPr>
-        <w:t xml:space="preserve">2. 6</w:t>
+        <w:t xml:space="preserve">2. 4/1</w:t>
+      </w:r>
+    </w:p>
+    <w:p>
+      <w:pPr>
+        <w:spacing w:after="40" w:before="100"/>
+      </w:pPr>
+      <w:r>
+        <w:rPr>
+          <w:b/>
+          <w:bCs/>
+          <w:color w:val="1A6FB5"/>
+          <w:sz w:val="22"/>
+          <w:szCs w:val="22"/>
+        </w:rPr>
+        <w:t xml:space="preserve">Level 2 · Stretch</w:t>
       </w:r>
     </w:p>
     <w:p>
@@ -564,7 +647,19 @@
           <w:sz w:val="20"/>
           <w:szCs w:val="20"/>
         </w:rPr>
-        <w:t xml:space="preserve">3. 9</w:t>
+        <w:t xml:space="preserve">1. 2</w:t>
+      </w:r>
+    </w:p>
+    <w:p>
+      <w:pPr>
+        <w:spacing w:after="30" w:before="0"/>
+      </w:pPr>
+      <w:r>
+        <w:rPr>
+          <w:sz w:val="20"/>
+          <w:szCs w:val="20"/>
+        </w:rPr>
+        <w:t xml:space="preserve">2. 4/3</w:t>
       </w:r>
     </w:p>
     <w:p>
@@ -575,11 +670,11 @@
         <w:rPr>
           <w:b/>
           <w:bCs/>
-          <w:color w:val="1A6FB5"/>
-          <w:sz w:val="22"/>
-          <w:szCs w:val="22"/>
-        </w:rPr>
-        <w:t xml:space="preserve">Level 2 · Stretch</w:t>
+          <w:color w:val="C45A3C"/>
+          <w:sz w:val="22"/>
+          <w:szCs w:val="22"/>
+        </w:rPr>
+        <w:t xml:space="preserve">Exit Ticket</w:t>
       </w:r>
     </w:p>
     <w:p>
@@ -591,7 +686,7 @@
           <w:sz w:val="20"/>
           <w:szCs w:val="20"/>
         </w:rPr>
-        <w:t xml:space="preserve">1. 13</w:t>
+        <w:t xml:space="preserve">1. 1/6</w:t>
       </w:r>
     </w:p>
     <w:p>
@@ -603,46 +698,7 @@
           <w:sz w:val="20"/>
           <w:szCs w:val="20"/>
         </w:rPr>
-        <w:t xml:space="preserve">2. 7</w:t>
-      </w:r>
-    </w:p>
-    <w:p>
-      <w:pPr>
-        <w:spacing w:after="40" w:before="100"/>
-      </w:pPr>
-      <w:r>
-        <w:rPr>
-          <w:b/>
-          <w:bCs/>
-          <w:color w:val="C45A3C"/>
-          <w:sz w:val="22"/>
-          <w:szCs w:val="22"/>
-        </w:rPr>
-        <w:t xml:space="preserve">Exit Ticket</w:t>
-      </w:r>
-    </w:p>
-    <w:p>
-      <w:pPr>
-        <w:spacing w:after="30" w:before="0"/>
-      </w:pPr>
-      <w:r>
-        <w:rPr>
-          <w:sz w:val="20"/>
-          <w:szCs w:val="20"/>
-        </w:rPr>
-        <w:t xml:space="preserve">1. 10</w:t>
-      </w:r>
-    </w:p>
-    <w:p>
-      <w:pPr>
-        <w:spacing w:after="30" w:before="0"/>
-      </w:pPr>
-      <w:r>
-        <w:rPr>
-          <w:sz w:val="20"/>
-          <w:szCs w:val="20"/>
-        </w:rPr>
-        <w:t xml:space="preserve">2. 11</w:t>
+        <w:t xml:space="preserve">2. 5/2</w:t>
       </w:r>
     </w:p>
     <w:sectPr>
